--- a/policies/build/preview_hco/HCO.FMS.4_v2_preview.docx
+++ b/policies/build/preview_hco/HCO.FMS.4_v2_preview.docx
@@ -773,7 +773,7 @@
           <w:sz w:val="22"/>
           <w:szCs w:val="22"/>
         </w:rPr>
-        <w:t xml:space="preserve">Boundaries: do not copy SHCO equivalent-chapter wording. Do not overwrite HCO AAC, COP, MOM, PRE, IPC, PSQ or ROM policies. Spell out abbreviations on first use in training materials. OE counts/levels/asterisks stay with the official portal Standards PDF. Method notes come from the Guidebook Interpretation paragraphs (scanned PDF md5 2c4489ee98de4ae9b49cba168ea9f42a).</w:t>
+        <w:t xml:space="preserve">Boundaries: do not overwrite HCO AAC, COP, MOM, PRE, IPC, PSQ or ROM policies. Spell out abbreviations on first use in training materials. OE counts/levels/asterisks stay with the official portal Standards PDF. Method notes come from the Guidebook Interpretation paragraphs (scanned PDF md5 2c4489ee98de4ae9b49cba168ea9f42a).</w:t>
       </w:r>
     </w:p>
     <w:p>
@@ -827,7 +827,7 @@
           <w:sz w:val="22"/>
           <w:szCs w:val="22"/>
         </w:rPr>
-        <w:t xml:space="preserve">1. Do not skip: The organisation plans for utility and engineering equipment in accordance with its services and strategic ...</w:t>
+        <w:t xml:space="preserve">1. Do not skip: The organisation plans for utility and engineering equipment in accordance with its services and strategic...</w:t>
       </w:r>
     </w:p>
     <w:p>
@@ -863,7 +863,7 @@
           <w:sz w:val="22"/>
           <w:szCs w:val="22"/>
         </w:rPr>
-        <w:t xml:space="preserve">4. Do not skip: Utility equipment, are periodically inspected and calibrated (wherever applicable) for their proper functio...</w:t>
+        <w:t xml:space="preserve">4. Do not skip: Utility equipment, are periodically inspected and calibrated (wherever applicable) for their proper...</w:t>
       </w:r>
     </w:p>
     <w:p>
@@ -899,7 +899,7 @@
           <w:sz w:val="22"/>
           <w:szCs w:val="22"/>
         </w:rPr>
-        <w:t xml:space="preserve">7. Do not skip: Downtime for critical equipment breakdowns is monitored from reporting to inspection and implementation of ...</w:t>
+        <w:t xml:space="preserve">7. Do not skip: Downtime for critical equipment breakdowns is monitored from reporting to inspection and implementation of...</w:t>
       </w:r>
     </w:p>
     <w:p>
@@ -953,7 +953,7 @@
         <w:spacing w:after="100" w:before="220"/>
       </w:pPr>
       <w:r>
-        <w:t xml:space="preserve">5.1 The organisation plans for utility and engineering equipment in accor...</w:t>
+        <w:t xml:space="preserve">5.1 The organisation plans for utility and engineering equipment in...</w:t>
       </w:r>
     </w:p>
     <w:p>
@@ -1112,7 +1112,7 @@
         <w:spacing w:after="100" w:before="220"/>
       </w:pPr>
       <w:r>
-        <w:t xml:space="preserve">5.4 Utility equipment, are periodically inspected and calibrated (whereve...</w:t>
+        <w:t xml:space="preserve">5.4 Utility equipment, are periodically inspected and calibrated (wherever...</w:t>
       </w:r>
     </w:p>
     <w:p>
@@ -1247,7 +1247,7 @@
         <w:spacing w:after="100" w:before="220"/>
       </w:pPr>
       <w:r>
-        <w:t xml:space="preserve">5.7 Downtime for critical equipment breakdowns is monitored from reportin...</w:t>
+        <w:t xml:space="preserve">5.7 Downtime for critical equipment breakdowns is monitored from reporting...</w:t>
       </w:r>
     </w:p>
     <w:p>
@@ -1292,7 +1292,7 @@
         <w:spacing w:after="100" w:before="220"/>
       </w:pPr>
       <w:r>
-        <w:t xml:space="preserve">5.8 Written guidance supports equipment replacement, identification of un...</w:t>
+        <w:t xml:space="preserve">5.8 Written guidance supports equipment replacement, identification of...</w:t>
       </w:r>
     </w:p>
     <w:p>
@@ -1395,6 +1395,20 @@
       </w:pPr>
       <w:r>
         <w:t xml:space="preserve">7. Governance and responsibility</w:t>
+      </w:r>
+    </w:p>
+    <w:p>
+      <w:pPr>
+        <w:spacing w:after="20" w:before="100"/>
+      </w:pPr>
+      <w:r>
+        <w:rPr>
+          <w:b/>
+          <w:bCs/>
+          <w:sz w:val="22"/>
+          <w:szCs w:val="22"/>
+        </w:rPr>
+        <w:t xml:space="preserve">Medical Superintendent</w:t>
       </w:r>
     </w:p>
     <w:p>
@@ -1411,7 +1425,21 @@
           <w:sz w:val="22"/>
           <w:szCs w:val="22"/>
         </w:rPr>
-        <w:t xml:space="preserve">Medical Superintendent</w:t>
+        <w:t xml:space="preserve">Accountable that FMS.4 is resourced and followed.</w:t>
+      </w:r>
+    </w:p>
+    <w:p>
+      <w:pPr>
+        <w:spacing w:after="20" w:before="100"/>
+      </w:pPr>
+      <w:r>
+        <w:rPr>
+          <w:b/>
+          <w:bCs/>
+          <w:sz w:val="22"/>
+          <w:szCs w:val="22"/>
+        </w:rPr>
+        <w:t xml:space="preserve">Engineering In-Charge</w:t>
       </w:r>
     </w:p>
     <w:p>
@@ -1428,7 +1456,21 @@
           <w:sz w:val="22"/>
           <w:szCs w:val="22"/>
         </w:rPr>
-        <w:t xml:space="preserve">Accountable that FMS.4 is resourced and followed.</w:t>
+        <w:t xml:space="preserve">Owns day-to-day implementation and records for this standard.</w:t>
+      </w:r>
+    </w:p>
+    <w:p>
+      <w:pPr>
+        <w:spacing w:after="20" w:before="100"/>
+      </w:pPr>
+      <w:r>
+        <w:rPr>
+          <w:b/>
+          <w:bCs/>
+          <w:sz w:val="22"/>
+          <w:szCs w:val="22"/>
+        </w:rPr>
+        <w:t xml:space="preserve">Quality Coordinator</w:t>
       </w:r>
     </w:p>
     <w:p>
@@ -1445,7 +1487,21 @@
           <w:sz w:val="22"/>
           <w:szCs w:val="22"/>
         </w:rPr>
-        <w:t xml:space="preserve">Engineering In-Charge</w:t>
+        <w:t xml:space="preserve">Audits this policy «quarterly»; holds training acknowledgements.</w:t>
+      </w:r>
+    </w:p>
+    <w:p>
+      <w:pPr>
+        <w:spacing w:after="20" w:before="100"/>
+      </w:pPr>
+      <w:r>
+        <w:rPr>
+          <w:b/>
+          <w:bCs/>
+          <w:sz w:val="22"/>
+          <w:szCs w:val="22"/>
+        </w:rPr>
+        <w:t xml:space="preserve">departmental leaders</w:t>
       </w:r>
     </w:p>
     <w:p>
@@ -1462,7 +1518,28 @@
           <w:sz w:val="22"/>
           <w:szCs w:val="22"/>
         </w:rPr>
-        <w:t xml:space="preserve">Owns day-to-day implementation and records for this standard.</w:t>
+        <w:t xml:space="preserve">Run the department-level duties this standard names.</w:t>
+      </w:r>
+    </w:p>
+    <w:p>
+      <w:pPr>
+        <w:pStyle w:val="Heading1"/>
+        <w:spacing w:after="120" w:before="280"/>
+      </w:pPr>
+      <w:r>
+        <w:t xml:space="preserve">8. Quality monitoring (RCA → CAPA)</w:t>
+      </w:r>
+    </w:p>
+    <w:p>
+      <w:pPr>
+        <w:spacing w:after="140"/>
+      </w:pPr>
+      <w:r>
+        <w:rPr>
+          <w:sz w:val="22"/>
+          <w:szCs w:val="22"/>
+        </w:rPr>
+        <w:t xml:space="preserve">The Quality Coordinator audits this policy «quarterly». The audit reviews:</w:t>
       </w:r>
     </w:p>
     <w:p>
@@ -1479,7 +1556,7 @@
           <w:sz w:val="22"/>
           <w:szCs w:val="22"/>
         </w:rPr>
-        <w:t xml:space="preserve">Quality Coordinator</w:t>
+        <w:t xml:space="preserve">Records for a sample of this standard's objective elements, checked against the What-we-do steps.</w:t>
       </w:r>
     </w:p>
     <w:p>
@@ -1496,7 +1573,7 @@
           <w:sz w:val="22"/>
           <w:szCs w:val="22"/>
         </w:rPr>
-        <w:t xml:space="preserve">Audits this policy «quarterly»; holds training acknowledgements.</w:t>
+        <w:t xml:space="preserve">Documentary evidence is on file for each asterisked objective element in the sample.</w:t>
       </w:r>
     </w:p>
     <w:p>
@@ -1513,7 +1590,7 @@
           <w:sz w:val="22"/>
           <w:szCs w:val="22"/>
         </w:rPr>
-        <w:t xml:space="preserve">departmental leaders</w:t>
+        <w:t xml:space="preserve">CORE objective elements show no critical gaps in the sample.</w:t>
       </w:r>
     </w:p>
     <w:p>
@@ -1530,108 +1607,19 @@
           <w:sz w:val="22"/>
           <w:szCs w:val="22"/>
         </w:rPr>
-        <w:t xml:space="preserve">Run the department-level duties this standard names.</w:t>
-      </w:r>
-    </w:p>
-    <w:p>
-      <w:pPr>
-        <w:pStyle w:val="Heading1"/>
-        <w:spacing w:after="120" w:before="280"/>
-      </w:pPr>
-      <w:r>
-        <w:t xml:space="preserve">8. Quality monitoring (RCA → CAPA)</w:t>
-      </w:r>
-    </w:p>
-    <w:p>
-      <w:pPr>
-        <w:spacing w:after="140"/>
-      </w:pPr>
-      <w:r>
-        <w:rPr>
-          <w:sz w:val="22"/>
-          <w:szCs w:val="22"/>
-        </w:rPr>
-        <w:t xml:space="preserve">The Quality Coordinator audits this policy «quarterly».</w:t>
-      </w:r>
-    </w:p>
-    <w:p>
-      <w:pPr>
-        <w:spacing w:after="140"/>
-      </w:pPr>
-      <w:r>
-        <w:rPr>
-          <w:sz w:val="22"/>
-          <w:szCs w:val="22"/>
-        </w:rPr>
-        <w:t xml:space="preserve">What is monitored each quarter:</w:t>
-      </w:r>
-    </w:p>
-    <w:p>
-      <w:pPr>
-        <w:pStyle w:val="ListParagraph"/>
-        <w:numPr>
-          <w:ilvl w:val="0"/>
-          <w:numId w:val="1"/>
-        </w:numPr>
-        <w:spacing w:after="60"/>
-      </w:pPr>
-      <w:r>
-        <w:rPr>
-          <w:sz w:val="22"/>
-          <w:szCs w:val="22"/>
-        </w:rPr>
-        <w:t xml:space="preserve">Sample of records for each OE FMS.4.a–h.</w:t>
-      </w:r>
-    </w:p>
-    <w:p>
-      <w:pPr>
-        <w:pStyle w:val="ListParagraph"/>
-        <w:numPr>
-          <w:ilvl w:val="0"/>
-          <w:numId w:val="1"/>
-        </w:numPr>
-        <w:spacing w:after="60"/>
-      </w:pPr>
-      <w:r>
-        <w:rPr>
-          <w:sz w:val="22"/>
-          <w:szCs w:val="22"/>
-        </w:rPr>
-        <w:t xml:space="preserve">Asterisked elements (ch) have document evidence as required.</w:t>
-      </w:r>
-    </w:p>
-    <w:p>
-      <w:pPr>
-        <w:pStyle w:val="ListParagraph"/>
-        <w:numPr>
-          <w:ilvl w:val="0"/>
-          <w:numId w:val="1"/>
-        </w:numPr>
-        <w:spacing w:after="60"/>
-      </w:pPr>
-      <w:r>
-        <w:rPr>
-          <w:sz w:val="22"/>
-          <w:szCs w:val="22"/>
-        </w:rPr>
-        <w:t xml:space="preserve">CORE elements (c) show no critical gaps in the sample.</w:t>
-      </w:r>
-    </w:p>
-    <w:p>
-      <w:pPr>
-        <w:pStyle w:val="ListParagraph"/>
-        <w:numPr>
-          <w:ilvl w:val="0"/>
-          <w:numId w:val="1"/>
-        </w:numPr>
-        <w:spacing w:after="60"/>
-      </w:pPr>
-      <w:r>
-        <w:rPr>
-          <w:sz w:val="22"/>
-          <w:szCs w:val="22"/>
-        </w:rPr>
         <w:t xml:space="preserve">Stop-work events (if any) are logged with outcome.</w:t>
+      </w:r>
+    </w:p>
+    <w:p>
+      <w:pPr>
+        <w:spacing w:after="140"/>
+      </w:pPr>
+      <w:r>
+        <w:rPr>
+          <w:sz w:val="22"/>
+          <w:szCs w:val="22"/>
+        </w:rPr>
+        <w:t xml:space="preserve">Root-cause analysis is required when a gap found in this audit remains open beyond «90 days».</w:t>
       </w:r>
     </w:p>
     <w:p>
@@ -3467,7 +3455,7 @@
           <w:sz w:val="22"/>
           <w:szCs w:val="22"/>
         </w:rPr>
-        <w:t xml:space="preserve">Records showing FMS.4.a was followed for sampled cases.</w:t>
+        <w:t xml:space="preserve">Written utility and engineering equipment plan matched to services and the strategic plan, including future needs (for example diesel generator, chiller).</w:t>
       </w:r>
     </w:p>
     <w:p>
@@ -3484,7 +3472,7 @@
           <w:sz w:val="22"/>
           <w:szCs w:val="22"/>
         </w:rPr>
-        <w:t xml:space="preserve">Written guidance / protocol referenced for this element (where required).</w:t>
+        <w:t xml:space="preserve">Periodic review record of the plan.</w:t>
       </w:r>
     </w:p>
     <w:p>
@@ -3501,7 +3489,7 @@
           <w:sz w:val="22"/>
           <w:szCs w:val="22"/>
         </w:rPr>
-        <w:t xml:space="preserve">Audit sample notes for FMS.4.a reviewed «quarterly».</w:t>
+        <w:t xml:space="preserve">Record showing collaborative selection (end-user, management, finance, engineering) for equipment decisions.</w:t>
       </w:r>
     </w:p>
     <w:p>
@@ -3527,7 +3515,7 @@
           <w:sz w:val="22"/>
           <w:szCs w:val="22"/>
         </w:rPr>
-        <w:t xml:space="preserve">Records showing FMS.4.b was followed for sampled cases.</w:t>
+        <w:t xml:space="preserve">Equipment inventory with a unique identifier per item.</w:t>
       </w:r>
     </w:p>
     <w:p>
@@ -3544,7 +3532,7 @@
           <w:sz w:val="22"/>
           <w:szCs w:val="22"/>
         </w:rPr>
-        <w:t xml:space="preserve">Written guidance / protocol referenced for this element (where required).</w:t>
+        <w:t xml:space="preserve">Quality-conformance, factory test or installation certificate on file where applicable.</w:t>
       </w:r>
     </w:p>
     <w:p>
@@ -3561,7 +3549,7 @@
           <w:sz w:val="22"/>
           <w:szCs w:val="22"/>
         </w:rPr>
-        <w:t xml:space="preserve">Audit sample notes for FMS.4.b reviewed «quarterly».</w:t>
+        <w:t xml:space="preserve">Log-completeness check confirming no item without an identity.</w:t>
       </w:r>
     </w:p>
     <w:p>
@@ -3587,7 +3575,7 @@
           <w:sz w:val="22"/>
           <w:szCs w:val="22"/>
         </w:rPr>
-        <w:t xml:space="preserve">Records showing FMS.4.c was followed for sampled cases.</w:t>
+        <w:t xml:space="preserve">Documented operational and maintenance (preventive and breakdown) plan for utility and engineering equipment.</w:t>
       </w:r>
     </w:p>
     <w:p>
@@ -3604,7 +3592,7 @@
           <w:sz w:val="22"/>
           <w:szCs w:val="22"/>
         </w:rPr>
-        <w:t xml:space="preserve">Written guidance / protocol referenced for this element (where required).</w:t>
+        <w:t xml:space="preserve">Preventive-maintenance schedule and completion log for the critical-equipment list.</w:t>
       </w:r>
     </w:p>
     <w:p>
@@ -3621,7 +3609,16 @@
           <w:sz w:val="22"/>
           <w:szCs w:val="22"/>
         </w:rPr>
-        <w:t xml:space="preserve">Audit sample notes for FMS.4.c reviewed «quarterly».</w:t>
+        <w:t xml:space="preserve">Breakdown-response record showing the plan was actually followed.</w:t>
+      </w:r>
+    </w:p>
+    <w:p>
+      <w:pPr>
+        <w:pStyle w:val="Heading2"/>
+        <w:spacing w:after="100" w:before="220"/>
+      </w:pPr>
+      <w:r>
+        <w:t xml:space="preserve">FMS.4.d — Utility equipment, are periodically inspected and calibrated (wherever applicable) for their proper functioning.</w:t>
       </w:r>
     </w:p>
     <w:p>
@@ -3638,7 +3635,7 @@
           <w:sz w:val="22"/>
           <w:szCs w:val="22"/>
         </w:rPr>
-        <w:t xml:space="preserve">Documented evidence specifically required by the asterisked objective element.</w:t>
+        <w:t xml:space="preserve">Calibration schedule for utility equipment (for example steam-steriliser pressure gauges, medication-refrigerator temperature gauges).</w:t>
       </w:r>
     </w:p>
     <w:p>
@@ -3655,16 +3652,7 @@
           <w:sz w:val="22"/>
           <w:szCs w:val="22"/>
         </w:rPr>
-        <w:t xml:space="preserve">CORE-element sample with no critical gaps in the quarter under review.</w:t>
-      </w:r>
-    </w:p>
-    <w:p>
-      <w:pPr>
-        <w:pStyle w:val="Heading2"/>
-        <w:spacing w:after="100" w:before="220"/>
-      </w:pPr>
-      <w:r>
-        <w:t xml:space="preserve">FMS.4.d — Utility equipment, are periodically inspected and calibrated (wherever applicable) for their proper functioning.</w:t>
+        <w:t xml:space="preserve">Calibration certificate with traceability to a prescribed standard.</w:t>
       </w:r>
     </w:p>
     <w:p>
@@ -3681,7 +3669,16 @@
           <w:sz w:val="22"/>
           <w:szCs w:val="22"/>
         </w:rPr>
-        <w:t xml:space="preserve">Records showing FMS.4.d was followed for sampled cases.</w:t>
+        <w:t xml:space="preserve">In-house or outsourced calibration record.</w:t>
+      </w:r>
+    </w:p>
+    <w:p>
+      <w:pPr>
+        <w:pStyle w:val="Heading2"/>
+        <w:spacing w:after="100" w:before="220"/>
+      </w:pPr>
+      <w:r>
+        <w:t xml:space="preserve">FMS.4.e — Competent personnel operate, inspect, test and maintain equipment and utility systems.</w:t>
       </w:r>
     </w:p>
     <w:p>
@@ -3698,7 +3695,7 @@
           <w:sz w:val="22"/>
           <w:szCs w:val="22"/>
         </w:rPr>
-        <w:t xml:space="preserve">Written guidance / protocol referenced for this element (where required).</w:t>
+        <w:t xml:space="preserve">Competency or training record for staff operating utility equipment.</w:t>
       </w:r>
     </w:p>
     <w:p>
@@ -3715,16 +3712,7 @@
           <w:sz w:val="22"/>
           <w:szCs w:val="22"/>
         </w:rPr>
-        <w:t xml:space="preserve">Audit sample notes for FMS.4.d reviewed «quarterly».</w:t>
-      </w:r>
-    </w:p>
-    <w:p>
-      <w:pPr>
-        <w:pStyle w:val="Heading2"/>
-        <w:spacing w:after="100" w:before="220"/>
-      </w:pPr>
-      <w:r>
-        <w:t xml:space="preserve">FMS.4.e — Competent personnel operate, inspect, test and maintain equipment and utility systems.</w:t>
+        <w:t xml:space="preserve">Roster showing a named competent person for each shift.</w:t>
       </w:r>
     </w:p>
     <w:p>
@@ -3741,7 +3729,16 @@
           <w:sz w:val="22"/>
           <w:szCs w:val="22"/>
         </w:rPr>
-        <w:t xml:space="preserve">Records showing FMS.4.e was followed for sampled cases.</w:t>
+        <w:t xml:space="preserve">Escalation record for any shift with no competent person named.</w:t>
+      </w:r>
+    </w:p>
+    <w:p>
+      <w:pPr>
+        <w:pStyle w:val="Heading2"/>
+        <w:spacing w:after="100" w:before="220"/>
+      </w:pPr>
+      <w:r>
+        <w:t xml:space="preserve">FMS.4.f — Maintenance staff is contactable round the clock for emergency repairs.</w:t>
       </w:r>
     </w:p>
     <w:p>
@@ -3758,7 +3755,7 @@
           <w:sz w:val="22"/>
           <w:szCs w:val="22"/>
         </w:rPr>
-        <w:t xml:space="preserve">Written guidance / protocol referenced for this element (where required).</w:t>
+        <w:t xml:space="preserve">Escalation matrix displayed at the nursing station and departments.</w:t>
       </w:r>
     </w:p>
     <w:p>
@@ -3775,16 +3772,7 @@
           <w:sz w:val="22"/>
           <w:szCs w:val="22"/>
         </w:rPr>
-        <w:t xml:space="preserve">Audit sample notes for FMS.4.e reviewed «quarterly».</w:t>
-      </w:r>
-    </w:p>
-    <w:p>
-      <w:pPr>
-        <w:pStyle w:val="Heading2"/>
-        <w:spacing w:after="100" w:before="220"/>
-      </w:pPr>
-      <w:r>
-        <w:t xml:space="preserve">FMS.4.f — Maintenance staff is contactable round the clock for emergency repairs.</w:t>
+        <w:t xml:space="preserve">On-call roster for maintenance staff, round the clock.</w:t>
       </w:r>
     </w:p>
     <w:p>
@@ -3801,7 +3789,16 @@
           <w:sz w:val="22"/>
           <w:szCs w:val="22"/>
         </w:rPr>
-        <w:t xml:space="preserve">Records showing FMS.4.f was followed for sampled cases.</w:t>
+        <w:t xml:space="preserve">Night-call response-time log.</w:t>
+      </w:r>
+    </w:p>
+    <w:p>
+      <w:pPr>
+        <w:pStyle w:val="Heading2"/>
+        <w:spacing w:after="100" w:before="220"/>
+      </w:pPr>
+      <w:r>
+        <w:t xml:space="preserve">FMS.4.g — Downtime for critical equipment breakdowns is monitored from reporting to inspection and implementation of corrective actions.</w:t>
       </w:r>
     </w:p>
     <w:p>
@@ -3818,7 +3815,7 @@
           <w:sz w:val="22"/>
           <w:szCs w:val="22"/>
         </w:rPr>
-        <w:t xml:space="preserve">Written guidance / protocol referenced for this element (where required).</w:t>
+        <w:t xml:space="preserve">Complaint register logging receipt, job allotment and user-ratified completion for critical equipment (diesel generator, lifts, UPS, fire-related, dialysis RO, water pumps).</w:t>
       </w:r>
     </w:p>
     <w:p>
@@ -3835,16 +3832,7 @@
           <w:sz w:val="22"/>
           <w:szCs w:val="22"/>
         </w:rPr>
-        <w:t xml:space="preserve">Audit sample notes for FMS.4.f reviewed «quarterly».</w:t>
-      </w:r>
-    </w:p>
-    <w:p>
-      <w:pPr>
-        <w:pStyle w:val="Heading2"/>
-        <w:spacing w:after="100" w:before="220"/>
-      </w:pPr>
-      <w:r>
-        <w:t xml:space="preserve">FMS.4.g — Downtime for critical equipment breakdowns is monitored from reporting to inspection and implementation of corrective actions.</w:t>
+        <w:t xml:space="preserve">Downtime-duration record from complaint time to ratified completion.</w:t>
       </w:r>
     </w:p>
     <w:p>
@@ -3861,7 +3849,16 @@
           <w:sz w:val="22"/>
           <w:szCs w:val="22"/>
         </w:rPr>
-        <w:t xml:space="preserve">Records showing FMS.4.g was followed for sampled cases.</w:t>
+        <w:t xml:space="preserve">Trend report reviewed against the critical-equipment list.</w:t>
+      </w:r>
+    </w:p>
+    <w:p>
+      <w:pPr>
+        <w:pStyle w:val="Heading2"/>
+        <w:spacing w:after="100" w:before="220"/>
+      </w:pPr>
+      <w:r>
+        <w:t xml:space="preserve">FMS.4.h — Written guidance supports equipment replacement, identification of unwanted material and disposal.</w:t>
       </w:r>
     </w:p>
     <w:p>
@@ -3878,7 +3875,7 @@
           <w:sz w:val="22"/>
           <w:szCs w:val="22"/>
         </w:rPr>
-        <w:t xml:space="preserve">Written guidance / protocol referenced for this element (where required).</w:t>
+        <w:t xml:space="preserve">Written equipment-replacement and disposal guidance.</w:t>
       </w:r>
     </w:p>
     <w:p>
@@ -3895,16 +3892,7 @@
           <w:sz w:val="22"/>
           <w:szCs w:val="22"/>
         </w:rPr>
-        <w:t xml:space="preserve">Audit sample notes for FMS.4.g reviewed «quarterly».</w:t>
-      </w:r>
-    </w:p>
-    <w:p>
-      <w:pPr>
-        <w:pStyle w:val="Heading2"/>
-        <w:spacing w:after="100" w:before="220"/>
-      </w:pPr>
-      <w:r>
-        <w:t xml:space="preserve">FMS.4.h — Written guidance supports equipment replacement, identification of unwanted material and disposal.</w:t>
+        <w:t xml:space="preserve">Condemnation record for utility and engineering equipment.</w:t>
       </w:r>
     </w:p>
     <w:p>
@@ -3921,58 +3909,7 @@
           <w:sz w:val="22"/>
           <w:szCs w:val="22"/>
         </w:rPr>
-        <w:t xml:space="preserve">Records showing FMS.4.h was followed for sampled cases.</w:t>
-      </w:r>
-    </w:p>
-    <w:p>
-      <w:pPr>
-        <w:pStyle w:val="ListParagraph"/>
-        <w:numPr>
-          <w:ilvl w:val="0"/>
-          <w:numId w:val="1"/>
-        </w:numPr>
-        <w:spacing w:after="60"/>
-      </w:pPr>
-      <w:r>
-        <w:rPr>
-          <w:sz w:val="22"/>
-          <w:szCs w:val="22"/>
-        </w:rPr>
-        <w:t xml:space="preserve">Written guidance / protocol referenced for this element (where required).</w:t>
-      </w:r>
-    </w:p>
-    <w:p>
-      <w:pPr>
-        <w:pStyle w:val="ListParagraph"/>
-        <w:numPr>
-          <w:ilvl w:val="0"/>
-          <w:numId w:val="1"/>
-        </w:numPr>
-        <w:spacing w:after="60"/>
-      </w:pPr>
-      <w:r>
-        <w:rPr>
-          <w:sz w:val="22"/>
-          <w:szCs w:val="22"/>
-        </w:rPr>
-        <w:t xml:space="preserve">Audit sample notes for FMS.4.h reviewed «quarterly».</w:t>
-      </w:r>
-    </w:p>
-    <w:p>
-      <w:pPr>
-        <w:pStyle w:val="ListParagraph"/>
-        <w:numPr>
-          <w:ilvl w:val="0"/>
-          <w:numId w:val="1"/>
-        </w:numPr>
-        <w:spacing w:after="60"/>
-      </w:pPr>
-      <w:r>
-        <w:rPr>
-          <w:sz w:val="22"/>
-          <w:szCs w:val="22"/>
-        </w:rPr>
-        <w:t xml:space="preserve">Documented evidence specifically required by the asterisked objective element.</w:t>
+        <w:t xml:space="preserve">Systematic disposal log.</w:t>
       </w:r>
     </w:p>
     <w:p>

--- a/policies/build/preview_hco/HCO.FMS.4_v2_preview.docx
+++ b/policies/build/preview_hco/HCO.FMS.4_v2_preview.docx
@@ -692,7 +692,7 @@
           <w:sz w:val="22"/>
           <w:szCs w:val="22"/>
         </w:rPr>
-        <w:t xml:space="preserve">It covers objective elements FMS.4.a–h (8 elements).</w:t>
+        <w:t xml:space="preserve">This policy covers all 8 requirements under this standard, listed in detail below.</w:t>
       </w:r>
     </w:p>
     <w:p>
@@ -716,7 +716,7 @@
           <w:sz w:val="22"/>
           <w:szCs w:val="22"/>
         </w:rPr>
-        <w:t xml:space="preserve">This policy owns FMS.4. Related AAC, COP, MOM, PRE, IPC, PSQ and ROM duties stay with those policies — cross-reference only. Other FMS standards stay with their own policies.</w:t>
+        <w:t xml:space="preserve">This policy covers facility, engineering support and utility systems specifically. Related duties — like patient assessment, clinical care, medication management, patient rights, infection control, quality and safety monitoring, or hospital governance — are covered in the hospital's other policies, not repeated here. Other FMS standards stay with their own policies.</w:t>
       </w:r>
     </w:p>
     <w:p>
@@ -761,19 +761,19 @@
           <w:sz w:val="22"/>
           <w:szCs w:val="22"/>
         </w:rPr>
-        <w:t xml:space="preserve">It covers 8 objective elements (FMS.4.a, FMS.4.b, FMS.4.c, FMS.4.d, FMS.4.e, FMS.4.f, FMS.4.g, FMS.4.h).</w:t>
-      </w:r>
-    </w:p>
-    <w:p>
-      <w:pPr>
-        <w:spacing w:after="140"/>
-      </w:pPr>
-      <w:r>
-        <w:rPr>
-          <w:sz w:val="22"/>
-          <w:szCs w:val="22"/>
-        </w:rPr>
-        <w:t xml:space="preserve">Boundaries: do not overwrite HCO AAC, COP, MOM, PRE, IPC, PSQ or ROM policies. Spell out abbreviations on first use in training materials. OE counts/levels/asterisks stay with the official portal Standards PDF. Method notes come from the Guidebook Interpretation paragraphs (scanned PDF md5 2c4489ee98de4ae9b49cba168ea9f42a).</w:t>
+        <w:t xml:space="preserve">This policy covers all 8 requirements under this standard, listed in detail below.</w:t>
+      </w:r>
+    </w:p>
+    <w:p>
+      <w:pPr>
+        <w:spacing w:after="140"/>
+      </w:pPr>
+      <w:r>
+        <w:rPr>
+          <w:sz w:val="22"/>
+          <w:szCs w:val="22"/>
+        </w:rPr>
+        <w:t xml:space="preserve">This policy covers facility, engineering support and utility systems specifically. Related duties — like patient assessment, clinical care, medication management, patient rights, infection control, quality and safety monitoring, or hospital governance — are covered in the hospital's other policies, not repeated here. Spell out abbreviations on first use in training materials. OE counts/levels/asterisks stay with the official portal Standards PDF. Method notes come from the Guidebook Interpretation paragraphs (scanned PDF md5 2c4489ee98de4ae9b49cba168ea9f42a).</w:t>
       </w:r>
     </w:p>
     <w:p>
